--- a/Site pra hospedagem gratuita.docx
+++ b/Site pra hospedagem gratuita.docx
@@ -26,10 +26,112 @@
     </w:p>
     <w:p/>
     <w:p>
-      <w:r>
-        <w:t>https://pixabay.com/pt/</w:t>
-      </w:r>
-    </w:p>
+      <w:hyperlink r:id="rId4" w:history="1">
+        <w:r>
+          <w:rPr>
+            <w:rStyle w:val="Hyperlink"/>
+          </w:rPr>
+          <w:t>https://pixabay.com/pt/</w:t>
+        </w:r>
+      </w:hyperlink>
+    </w:p>
+    <w:p/>
+    <w:p>
+      <w:r>
+        <w:t>para ver cores que combinam</w:t>
+      </w:r>
+    </w:p>
+    <w:p/>
+    <w:p>
+      <w:pPr>
+        <w:rPr>
+          <w:rStyle w:val="Hyperlink"/>
+        </w:rPr>
+      </w:pPr>
+      <w:hyperlink r:id="rId5" w:history="1">
+        <w:r>
+          <w:rPr>
+            <w:rStyle w:val="Hyperlink"/>
+          </w:rPr>
+          <w:t>https://coolors.co/c1ae7c-e16f7c-dd5e98-cc4bc2-6c3a5c</w:t>
+        </w:r>
+      </w:hyperlink>
+    </w:p>
+    <w:p>
+      <w:pPr>
+        <w:rPr>
+          <w:rStyle w:val="Hyperlink"/>
+        </w:rPr>
+      </w:pPr>
+    </w:p>
+    <w:p>
+      <w:r>
+        <w:t xml:space="preserve">site do </w:t>
+      </w:r>
+      <w:proofErr w:type="spellStart"/>
+      <w:r>
+        <w:t>js</w:t>
+      </w:r>
+      <w:proofErr w:type="spellEnd"/>
+      <w:r>
+        <w:t xml:space="preserve"> da bia</w:t>
+      </w:r>
+    </w:p>
+    <w:p>
+      <w:hyperlink r:id="rId6" w:history="1">
+        <w:r>
+          <w:rPr>
+            <w:rStyle w:val="Hyperlink"/>
+          </w:rPr>
+          <w:t>https://prairie-heath-fb8.notion.site/Desenvolvimento-em-JavaScript-60-Horas-b0429679f59b4974af1b43296cc62ea3</w:t>
+        </w:r>
+      </w:hyperlink>
+    </w:p>
+    <w:p>
+      <w:r>
+        <w:t>bea.pub/js60</w:t>
+      </w:r>
+    </w:p>
+    <w:p/>
+    <w:p>
+      <w:hyperlink r:id="rId7" w:history="1">
+        <w:r>
+          <w:rPr>
+            <w:rStyle w:val="Hyperlink"/>
+          </w:rPr>
+          <w:t>https://developer.mozilla.org/en-US/docs/Web/JavaScript/Guide/Data_structures</w:t>
+        </w:r>
+      </w:hyperlink>
+    </w:p>
+    <w:p>
+      <w:r>
+        <w:t>SITE DA ESTRUTURA DO JS</w:t>
+      </w:r>
+    </w:p>
+    <w:p>
+      <w:r>
+        <w:br/>
+      </w:r>
+      <w:hyperlink r:id="rId8" w:history="1">
+        <w:r>
+          <w:rPr>
+            <w:rStyle w:val="Hyperlink"/>
+          </w:rPr>
+          <w:t>https://coolors.co/</w:t>
+        </w:r>
+      </w:hyperlink>
+    </w:p>
+    <w:p>
+      <w:r>
+        <w:t>SITE DA ESTRUTURA D</w:t>
+      </w:r>
+      <w:r>
+        <w:t>E CORES QUE COMBINEM</w:t>
+      </w:r>
+    </w:p>
+    <w:p/>
+    <w:p/>
+    <w:p/>
     <w:sectPr>
       <w:pgSz w:w="11906" w:h="16838"/>
       <w:pgMar w:top="1417" w:right="1701" w:bottom="1417" w:left="1701" w:header="708" w:footer="708" w:gutter="0"/>
@@ -466,6 +568,29 @@
     <w:semiHidden/>
     <w:unhideWhenUsed/>
   </w:style>
+  <w:style w:type="character" w:styleId="Hyperlink">
+    <w:name w:val="Hyperlink"/>
+    <w:basedOn w:val="Fontepargpadro"/>
+    <w:uiPriority w:val="99"/>
+    <w:unhideWhenUsed/>
+    <w:rsid w:val="00144FC0"/>
+    <w:rPr>
+      <w:color w:val="0563C1" w:themeColor="hyperlink"/>
+      <w:u w:val="single"/>
+    </w:rPr>
+  </w:style>
+  <w:style w:type="character" w:styleId="MenoPendente">
+    <w:name w:val="Unresolved Mention"/>
+    <w:basedOn w:val="Fontepargpadro"/>
+    <w:uiPriority w:val="99"/>
+    <w:semiHidden/>
+    <w:unhideWhenUsed/>
+    <w:rsid w:val="00144FC0"/>
+    <w:rPr>
+      <w:color w:val="605E5C"/>
+      <w:shd w:val="clear" w:color="auto" w:fill="E1DFDD"/>
+    </w:rPr>
+  </w:style>
 </w:styles>
 </file>
 

--- a/Site pra hospedagem gratuita.docx
+++ b/Site pra hospedagem gratuita.docx
@@ -66,15 +66,7 @@
     </w:p>
     <w:p>
       <w:r>
-        <w:t xml:space="preserve">site do </w:t>
-      </w:r>
-      <w:proofErr w:type="spellStart"/>
-      <w:r>
-        <w:t>js</w:t>
-      </w:r>
-      <w:proofErr w:type="spellEnd"/>
-      <w:r>
-        <w:t xml:space="preserve"> da bia</w:t>
+        <w:t>site do js da bia</w:t>
       </w:r>
     </w:p>
     <w:p>
@@ -123,15 +115,42 @@
     </w:p>
     <w:p>
       <w:r>
-        <w:t>SITE DA ESTRUTURA D</w:t>
-      </w:r>
-      <w:r>
-        <w:t>E CORES QUE COMBINEM</w:t>
+        <w:t>SITE DA ESTRUTURA DE CORES QUE COMBINEM</w:t>
       </w:r>
     </w:p>
     <w:p/>
+    <w:p>
+      <w:hyperlink r:id="rId9" w:history="1">
+        <w:r>
+          <w:rPr>
+            <w:rStyle w:val="Hyperlink"/>
+          </w:rPr>
+          <w:t>https://editor.p5js.org/</w:t>
+        </w:r>
+      </w:hyperlink>
+    </w:p>
+    <w:p>
+      <w:r>
+        <w:t>fazer novo jogo</w:t>
+      </w:r>
+    </w:p>
     <w:p/>
+    <w:p>
+      <w:hyperlink r:id="rId10" w:history="1">
+        <w:r>
+          <w:rPr>
+            <w:rStyle w:val="Hyperlink"/>
+          </w:rPr>
+          <w:t>https://studio.code.org</w:t>
+        </w:r>
+      </w:hyperlink>
+    </w:p>
     <w:p/>
+    <w:p>
+      <w:r>
+        <w:t>criar jogo</w:t>
+      </w:r>
+    </w:p>
     <w:sectPr>
       <w:pgSz w:w="11906" w:h="16838"/>
       <w:pgMar w:top="1417" w:right="1701" w:bottom="1417" w:left="1701" w:header="708" w:footer="708" w:gutter="0"/>

--- a/Site pra hospedagem gratuita.docx
+++ b/Site pra hospedagem gratuita.docx
@@ -7,26 +7,28 @@
         <w:t>Site pra hospedagem gratuita</w:t>
       </w:r>
     </w:p>
-    <w:p/>
-    <w:p>
-      <w:r>
-        <w:t>Render.com</w:t>
-      </w:r>
+    <w:p>
+      <w:hyperlink r:id="rId4" w:history="1">
+        <w:r>
+          <w:rPr>
+            <w:rStyle w:val="Hyperlink"/>
+          </w:rPr>
+          <w:t>https://render.com/</w:t>
+        </w:r>
+      </w:hyperlink>
     </w:p>
     <w:p>
       <w:r>
         <w:t>Render hospedagem</w:t>
       </w:r>
     </w:p>
-    <w:p/>
     <w:p>
       <w:r>
         <w:t>Para baixar imagem ou áudios ou trilhas sonoras</w:t>
       </w:r>
     </w:p>
-    <w:p/>
-    <w:p>
-      <w:hyperlink r:id="rId4" w:history="1">
+    <w:p>
+      <w:hyperlink r:id="rId5" w:history="1">
         <w:r>
           <w:rPr>
             <w:rStyle w:val="Hyperlink"/>
@@ -35,20 +37,18 @@
         </w:r>
       </w:hyperlink>
     </w:p>
-    <w:p/>
     <w:p>
       <w:r>
         <w:t>para ver cores que combinam</w:t>
       </w:r>
     </w:p>
-    <w:p/>
     <w:p>
       <w:pPr>
         <w:rPr>
           <w:rStyle w:val="Hyperlink"/>
         </w:rPr>
       </w:pPr>
-      <w:hyperlink r:id="rId5" w:history="1">
+      <w:hyperlink r:id="rId6" w:history="1">
         <w:r>
           <w:rPr>
             <w:rStyle w:val="Hyperlink"/>
@@ -58,19 +58,12 @@
       </w:hyperlink>
     </w:p>
     <w:p>
-      <w:pPr>
-        <w:rPr>
-          <w:rStyle w:val="Hyperlink"/>
-        </w:rPr>
-      </w:pPr>
-    </w:p>
-    <w:p>
       <w:r>
         <w:t>site do js da bia</w:t>
       </w:r>
     </w:p>
     <w:p>
-      <w:hyperlink r:id="rId6" w:history="1">
+      <w:hyperlink r:id="rId7" w:history="1">
         <w:r>
           <w:rPr>
             <w:rStyle w:val="Hyperlink"/>
@@ -84,9 +77,8 @@
         <w:t>bea.pub/js60</w:t>
       </w:r>
     </w:p>
-    <w:p/>
-    <w:p>
-      <w:hyperlink r:id="rId7" w:history="1">
+    <w:p>
+      <w:hyperlink r:id="rId8" w:history="1">
         <w:r>
           <w:rPr>
             <w:rStyle w:val="Hyperlink"/>
@@ -101,10 +93,7 @@
       </w:r>
     </w:p>
     <w:p>
-      <w:r>
-        <w:br/>
-      </w:r>
-      <w:hyperlink r:id="rId8" w:history="1">
+      <w:hyperlink r:id="rId9" w:history="1">
         <w:r>
           <w:rPr>
             <w:rStyle w:val="Hyperlink"/>
@@ -118,9 +107,8 @@
         <w:t>SITE DA ESTRUTURA DE CORES QUE COMBINEM</w:t>
       </w:r>
     </w:p>
-    <w:p/>
-    <w:p>
-      <w:hyperlink r:id="rId9" w:history="1">
+    <w:p>
+      <w:hyperlink r:id="rId10" w:history="1">
         <w:r>
           <w:rPr>
             <w:rStyle w:val="Hyperlink"/>
@@ -131,12 +119,32 @@
     </w:p>
     <w:p>
       <w:r>
-        <w:t>fazer novo jogo</w:t>
-      </w:r>
-    </w:p>
-    <w:p/>
-    <w:p>
-      <w:hyperlink r:id="rId10" w:history="1">
+        <w:t xml:space="preserve">uma biblioteca para usar na criação de </w:t>
+      </w:r>
+      <w:r>
+        <w:t xml:space="preserve"> jogo</w:t>
+      </w:r>
+      <w:r>
+        <w:t>s, em js</w:t>
+      </w:r>
+    </w:p>
+    <w:p>
+      <w:hyperlink r:id="rId11" w:history="1">
+        <w:r>
+          <w:rPr>
+            <w:rStyle w:val="Hyperlink"/>
+          </w:rPr>
+          <w:t>https://brm.io/matter-js/</w:t>
+        </w:r>
+      </w:hyperlink>
+    </w:p>
+    <w:p>
+      <w:r>
+        <w:t xml:space="preserve">usado pra criar um objeto em 2D em movimento </w:t>
+      </w:r>
+    </w:p>
+    <w:p>
+      <w:hyperlink r:id="rId12" w:history="1">
         <w:r>
           <w:rPr>
             <w:rStyle w:val="Hyperlink"/>
@@ -145,10 +153,26 @@
         </w:r>
       </w:hyperlink>
     </w:p>
+    <w:p>
+      <w:r>
+        <w:t>fazer novo jogo</w:t>
+      </w:r>
+      <w:r>
+        <w:t xml:space="preserve"> ,</w:t>
+      </w:r>
+      <w:r>
+        <w:t>criar jogo</w:t>
+      </w:r>
+    </w:p>
     <w:p/>
     <w:p>
       <w:r>
-        <w:t>criar jogo</w:t>
+        <w:t>shift + alt + f</w:t>
+      </w:r>
+    </w:p>
+    <w:p>
+      <w:r>
+        <w:t>identar o codigo</w:t>
       </w:r>
     </w:p>
     <w:sectPr>

--- a/Site pra hospedagem gratuita.docx
+++ b/Site pra hospedagem gratuita.docx
@@ -59,7 +59,15 @@
     </w:p>
     <w:p>
       <w:r>
-        <w:t>site do js da bia</w:t>
+        <w:t xml:space="preserve">site do </w:t>
+      </w:r>
+      <w:proofErr w:type="spellStart"/>
+      <w:r>
+        <w:t>js</w:t>
+      </w:r>
+      <w:proofErr w:type="spellEnd"/>
+      <w:r>
+        <w:t xml:space="preserve"> da bia</w:t>
       </w:r>
     </w:p>
     <w:p>
@@ -125,8 +133,13 @@
         <w:t xml:space="preserve"> jogo</w:t>
       </w:r>
       <w:r>
-        <w:t>s, em js</w:t>
-      </w:r>
+        <w:t xml:space="preserve">s, em </w:t>
+      </w:r>
+      <w:proofErr w:type="spellStart"/>
+      <w:r>
+        <w:t>js</w:t>
+      </w:r>
+      <w:proofErr w:type="spellEnd"/>
     </w:p>
     <w:p>
       <w:hyperlink r:id="rId11" w:history="1">
@@ -155,26 +168,107 @@
     </w:p>
     <w:p>
       <w:r>
-        <w:t>fazer novo jogo</w:t>
-      </w:r>
-      <w:r>
-        <w:t xml:space="preserve"> ,</w:t>
+        <w:t>fazer novo jogo ,</w:t>
       </w:r>
       <w:r>
         <w:t>criar jogo</w:t>
       </w:r>
     </w:p>
+    <w:p>
+      <w:hyperlink r:id="rId13" w:history="1">
+        <w:r>
+          <w:rPr>
+            <w:rStyle w:val="Hyperlink"/>
+          </w:rPr>
+          <w:t>https://snack.expo.dev/</w:t>
+        </w:r>
+      </w:hyperlink>
+    </w:p>
+    <w:p>
+      <w:r>
+        <w:t xml:space="preserve">para ver </w:t>
+      </w:r>
+      <w:proofErr w:type="spellStart"/>
+      <w:r>
+        <w:t>api</w:t>
+      </w:r>
+      <w:proofErr w:type="spellEnd"/>
+      <w:r>
+        <w:t xml:space="preserve"> ou </w:t>
+      </w:r>
+      <w:proofErr w:type="spellStart"/>
+      <w:r>
+        <w:t>imports</w:t>
+      </w:r>
+      <w:proofErr w:type="spellEnd"/>
+    </w:p>
+    <w:p>
+      <w:hyperlink r:id="rId14" w:history="1">
+        <w:r>
+          <w:rPr>
+            <w:rStyle w:val="Hyperlink"/>
+          </w:rPr>
+          <w:t>https://sweetalert2.github.io/</w:t>
+        </w:r>
+      </w:hyperlink>
+    </w:p>
+    <w:p>
+      <w:r>
+        <w:t xml:space="preserve">alertas para </w:t>
+      </w:r>
+      <w:proofErr w:type="spellStart"/>
+      <w:r>
+        <w:t>html</w:t>
+      </w:r>
+      <w:proofErr w:type="spellEnd"/>
+    </w:p>
     <w:p/>
-    <w:p>
-      <w:r>
-        <w:t>shift + alt + f</w:t>
-      </w:r>
-    </w:p>
-    <w:p>
-      <w:r>
-        <w:t>identar o codigo</w:t>
-      </w:r>
-    </w:p>
+    <w:p/>
+    <w:p>
+      <w:r>
+        <w:t xml:space="preserve">shift + </w:t>
+      </w:r>
+      <w:proofErr w:type="spellStart"/>
+      <w:r>
+        <w:t>alt</w:t>
+      </w:r>
+      <w:proofErr w:type="spellEnd"/>
+      <w:r>
+        <w:t xml:space="preserve"> + f</w:t>
+      </w:r>
+      <w:r>
+        <w:tab/>
+      </w:r>
+      <w:r>
+        <w:tab/>
+        <w:t>indentar</w:t>
+      </w:r>
+      <w:r>
+        <w:t xml:space="preserve"> o </w:t>
+      </w:r>
+      <w:r>
+        <w:t>código</w:t>
+      </w:r>
+    </w:p>
+    <w:p>
+      <w:proofErr w:type="spellStart"/>
+      <w:r>
+        <w:t>control</w:t>
+      </w:r>
+      <w:proofErr w:type="spellEnd"/>
+      <w:r>
+        <w:t xml:space="preserve"> + d</w:t>
+      </w:r>
+      <w:r>
+        <w:tab/>
+      </w:r>
+      <w:r>
+        <w:tab/>
+        <w:t>seleciona palavras iguais no código</w:t>
+      </w:r>
+    </w:p>
+    <w:p/>
+    <w:p/>
     <w:sectPr>
       <w:pgSz w:w="11906" w:h="16838"/>
       <w:pgMar w:top="1417" w:right="1701" w:bottom="1417" w:left="1701" w:header="708" w:footer="708" w:gutter="0"/>
